--- a/yaml/abt_yaml.docx
+++ b/yaml/abt_yaml.docx
@@ -5081,6 +5081,1272 @@
           <w:rFonts w:ascii="Times New Roman" w:hAnsi="Times New Roman" w:cs="Times New Roman"/>
           <w:i/>
           <w:iCs/>
+          <w:color w:val="215E99" w:themeColor="text2" w:themeTint="BF"/>
+        </w:rPr>
+      </w:pPr>
+      <w:r>
+        <w:rPr>
+          <w:rFonts w:ascii="Times New Roman" w:hAnsi="Times New Roman" w:cs="Times New Roman"/>
+          <w:i/>
+          <w:iCs/>
+          <w:color w:val="215E99" w:themeColor="text2" w:themeTint="BF"/>
+        </w:rPr>
+        <w:t>TẠI SAO PHẢI NẠP ĐỒNG THỜI V1 V2 VÀO BỘ NHỚ</w:t>
+      </w:r>
+    </w:p>
+    <w:p>
+      <w:pPr>
+        <w:rPr>
+          <w:rFonts w:ascii="Times New Roman" w:hAnsi="Times New Roman" w:cs="Times New Roman"/>
+          <w:i/>
+          <w:iCs/>
+          <w:color w:val="215E99" w:themeColor="text2" w:themeTint="BF"/>
+        </w:rPr>
+      </w:pPr>
+      <w:r>
+        <w:rPr>
+          <w:rFonts w:ascii="Times New Roman" w:hAnsi="Times New Roman" w:cs="Times New Roman"/>
+          <w:i/>
+          <w:iCs/>
+          <w:color w:val="215E99" w:themeColor="text2" w:themeTint="BF"/>
+        </w:rPr>
+        <w:t>(loadmodel: 3)</w:t>
+      </w:r>
+    </w:p>
+    <w:p>
+      <w:pPr>
+        <w:rPr>
+          <w:rFonts w:ascii="Times New Roman" w:hAnsi="Times New Roman" w:cs="Times New Roman"/>
+          <w:i/>
+          <w:iCs/>
+          <w:color w:val="215E99" w:themeColor="text2" w:themeTint="BF"/>
+        </w:rPr>
+      </w:pPr>
+      <w:r>
+        <w:rPr>
+          <w:rFonts w:ascii="Times New Roman" w:hAnsi="Times New Roman" w:cs="Times New Roman"/>
+          <w:i/>
+          <w:iCs/>
+          <w:color w:val="215E99" w:themeColor="text2" w:themeTint="BF"/>
+        </w:rPr>
+        <w:t>- không nạp trước sẽ phải xoá bộ nhớ dể nạp khi chuyển nhiệm vụ: =&gt; TRỄ</w:t>
+      </w:r>
+    </w:p>
+    <w:p>
+      <w:pPr>
+        <w:rPr>
+          <w:rFonts w:ascii="Times New Roman" w:hAnsi="Times New Roman" w:cs="Times New Roman"/>
+          <w:i/>
+          <w:iCs/>
+          <w:color w:val="215E99" w:themeColor="text2" w:themeTint="BF"/>
+        </w:rPr>
+      </w:pPr>
+      <w:r>
+        <w:rPr>
+          <w:rFonts w:ascii="Times New Roman" w:hAnsi="Times New Roman" w:cs="Times New Roman"/>
+          <w:i/>
+          <w:iCs/>
+          <w:color w:val="215E99" w:themeColor="text2" w:themeTint="BF"/>
+        </w:rPr>
+        <w:t>phải:</w:t>
+      </w:r>
+    </w:p>
+    <w:p>
+      <w:pPr>
+        <w:numPr>
+          <w:ilvl w:val="0"/>
+          <w:numId w:val="6"/>
+        </w:numPr>
+        <w:rPr>
+          <w:rFonts w:ascii="Times New Roman" w:hAnsi="Times New Roman" w:cs="Times New Roman"/>
+          <w:i/>
+          <w:iCs/>
+          <w:color w:val="215E99" w:themeColor="text2" w:themeTint="BF"/>
+        </w:rPr>
+      </w:pPr>
+      <w:r>
+        <w:rPr>
+          <w:rFonts w:ascii="Times New Roman" w:hAnsi="Times New Roman" w:cs="Times New Roman"/>
+          <w:i/>
+          <w:iCs/>
+          <w:color w:val="215E99" w:themeColor="text2" w:themeTint="BF"/>
+        </w:rPr>
+        <w:t>Xóa mô hình V1 khỏi GPU.</w:t>
+      </w:r>
+    </w:p>
+    <w:p>
+      <w:pPr>
+        <w:numPr>
+          <w:ilvl w:val="0"/>
+          <w:numId w:val="6"/>
+        </w:numPr>
+        <w:rPr>
+          <w:rFonts w:ascii="Times New Roman" w:hAnsi="Times New Roman" w:cs="Times New Roman"/>
+          <w:i/>
+          <w:iCs/>
+          <w:color w:val="215E99" w:themeColor="text2" w:themeTint="BF"/>
+        </w:rPr>
+      </w:pPr>
+      <w:r>
+        <w:rPr>
+          <w:rFonts w:ascii="Times New Roman" w:hAnsi="Times New Roman" w:cs="Times New Roman"/>
+          <w:i/>
+          <w:iCs/>
+          <w:color w:val="215E99" w:themeColor="text2" w:themeTint="BF"/>
+        </w:rPr>
+        <w:t>Đọc file weights TensorRT của V2 từ ổ cứng SSD/Thẻ nhớ.</w:t>
+      </w:r>
+    </w:p>
+    <w:p>
+      <w:pPr>
+        <w:numPr>
+          <w:ilvl w:val="0"/>
+          <w:numId w:val="6"/>
+        </w:numPr>
+        <w:rPr>
+          <w:rFonts w:ascii="Times New Roman" w:hAnsi="Times New Roman" w:cs="Times New Roman"/>
+          <w:i/>
+          <w:iCs/>
+          <w:color w:val="215E99" w:themeColor="text2" w:themeTint="BF"/>
+        </w:rPr>
+      </w:pPr>
+      <w:r>
+        <w:rPr>
+          <w:rFonts w:ascii="Times New Roman" w:hAnsi="Times New Roman" w:cs="Times New Roman"/>
+          <w:i/>
+          <w:iCs/>
+          <w:color w:val="215E99" w:themeColor="text2" w:themeTint="BF"/>
+        </w:rPr>
+        <w:lastRenderedPageBreak/>
+        <w:t>Alloc (cấp phát) bộ nhớ VRAM mới và nạp V2 vào GPU.</w:t>
+      </w:r>
+    </w:p>
+    <w:p>
+      <w:pPr>
+        <w:rPr>
+          <w:rFonts w:ascii="Times New Roman" w:hAnsi="Times New Roman" w:cs="Times New Roman"/>
+          <w:i/>
+          <w:iCs/>
+          <w:color w:val="215E99" w:themeColor="text2" w:themeTint="BF"/>
+        </w:rPr>
+      </w:pPr>
+      <w:r>
+        <w:rPr>
+          <w:rFonts w:ascii="Times New Roman" w:hAnsi="Times New Roman" w:cs="Times New Roman"/>
+          <w:b/>
+          <w:bCs/>
+          <w:i/>
+          <w:iCs/>
+          <w:color w:val="215E99" w:themeColor="text2" w:themeTint="BF"/>
+        </w:rPr>
+        <w:t>Hậu quả:</w:t>
+      </w:r>
+      <w:r>
+        <w:rPr>
+          <w:rFonts w:ascii="Times New Roman" w:hAnsi="Times New Roman" w:cs="Times New Roman"/>
+          <w:i/>
+          <w:iCs/>
+          <w:color w:val="215E99" w:themeColor="text2" w:themeTint="BF"/>
+        </w:rPr>
+        <w:t xml:space="preserve"> Quá trình "đổi file" này mất </w:t>
+      </w:r>
+      <w:r>
+        <w:rPr>
+          <w:rFonts w:ascii="Times New Roman" w:hAnsi="Times New Roman" w:cs="Times New Roman"/>
+          <w:i/>
+          <w:iCs/>
+          <w:color w:val="215E99" w:themeColor="text2" w:themeTint="BF"/>
+          <w:highlight w:val="yellow"/>
+        </w:rPr>
+        <w:t xml:space="preserve">từ </w:t>
+      </w:r>
+      <w:r>
+        <w:rPr>
+          <w:rFonts w:ascii="Times New Roman" w:hAnsi="Times New Roman" w:cs="Times New Roman"/>
+          <w:b/>
+          <w:bCs/>
+          <w:i/>
+          <w:iCs/>
+          <w:color w:val="215E99" w:themeColor="text2" w:themeTint="BF"/>
+          <w:highlight w:val="yellow"/>
+        </w:rPr>
+        <w:t>2 đến 5 giây</w:t>
+      </w:r>
+      <w:r>
+        <w:rPr>
+          <w:rFonts w:ascii="Times New Roman" w:hAnsi="Times New Roman" w:cs="Times New Roman"/>
+          <w:i/>
+          <w:iCs/>
+          <w:color w:val="215E99" w:themeColor="text2" w:themeTint="BF"/>
+          <w:highlight w:val="yellow"/>
+        </w:rPr>
+        <w:t>. Trên</w:t>
+      </w:r>
+      <w:r>
+        <w:rPr>
+          <w:rFonts w:ascii="Times New Roman" w:hAnsi="Times New Roman" w:cs="Times New Roman"/>
+          <w:i/>
+          <w:iCs/>
+          <w:color w:val="215E99" w:themeColor="text2" w:themeTint="BF"/>
+        </w:rPr>
+        <w:t xml:space="preserve"> sân thi đấu thực tế, robot bị "khựng" </w:t>
+      </w:r>
+      <w:r>
+        <w:rPr>
+          <w:rFonts w:ascii="Times New Roman" w:hAnsi="Times New Roman" w:cs="Times New Roman"/>
+          <w:i/>
+          <w:iCs/>
+          <w:color w:val="215E99" w:themeColor="text2" w:themeTint="BF"/>
+          <w:highlight w:val="yellow"/>
+        </w:rPr>
+        <w:t>3 giây đồng nghĩa với việc thua cuộc</w:t>
+      </w:r>
+      <w:r>
+        <w:rPr>
+          <w:rFonts w:ascii="Times New Roman" w:hAnsi="Times New Roman" w:cs="Times New Roman"/>
+          <w:i/>
+          <w:iCs/>
+          <w:color w:val="215E99" w:themeColor="text2" w:themeTint="BF"/>
+        </w:rPr>
+        <w:t>.</w:t>
+      </w:r>
+    </w:p>
+    <w:p>
+      <w:pPr>
+        <w:rPr>
+          <w:rFonts w:ascii="Times New Roman" w:hAnsi="Times New Roman" w:cs="Times New Roman"/>
+          <w:i/>
+          <w:iCs/>
+          <w:color w:val="215E99" w:themeColor="text2" w:themeTint="BF"/>
+        </w:rPr>
+      </w:pPr>
+      <w:r>
+        <w:rPr>
+          <w:rFonts w:ascii="Times New Roman" w:hAnsi="Times New Roman" w:cs="Times New Roman"/>
+          <w:b/>
+          <w:bCs/>
+          <w:i/>
+          <w:iCs/>
+          <w:color w:val="215E99" w:themeColor="text2" w:themeTint="BF"/>
+        </w:rPr>
+        <w:t>Giải pháp (load_mode: 3):</w:t>
+      </w:r>
+      <w:r>
+        <w:rPr>
+          <w:rFonts w:ascii="Times New Roman" w:hAnsi="Times New Roman" w:cs="Times New Roman"/>
+          <w:i/>
+          <w:iCs/>
+          <w:color w:val="215E99" w:themeColor="text2" w:themeTint="BF"/>
+        </w:rPr>
+        <w:t xml:space="preserve"> Nạp trọn gói cả v1_model và v2_model vào VRAM ngay từ millisecond đầu tiên khi khởi động ứng dụng. Lúc này, cả 2 mô hình đã sẵn sàng ở trạng thái </w:t>
+      </w:r>
+      <w:r>
+        <w:rPr>
+          <w:rFonts w:ascii="Times New Roman" w:hAnsi="Times New Roman" w:cs="Times New Roman"/>
+          <w:i/>
+          <w:iCs/>
+          <w:color w:val="215E99" w:themeColor="text2" w:themeTint="BF"/>
+          <w:highlight w:val="yellow"/>
+        </w:rPr>
+        <w:t>"chờ triệu tập".</w:t>
+      </w:r>
+      <w:r>
+        <w:rPr>
+          <w:rFonts w:ascii="Times New Roman" w:hAnsi="Times New Roman" w:cs="Times New Roman"/>
+          <w:i/>
+          <w:iCs/>
+          <w:color w:val="215E99" w:themeColor="text2" w:themeTint="BF"/>
+        </w:rPr>
+        <w:t xml:space="preserve"> Thời gian chuyển đổi giữa 2 bài toán lúc này giảm về </w:t>
+      </w:r>
+      <w:r>
+        <w:rPr>
+          <w:rFonts w:ascii="Times New Roman" w:hAnsi="Times New Roman" w:cs="Times New Roman"/>
+          <w:b/>
+          <w:bCs/>
+          <w:i/>
+          <w:iCs/>
+          <w:color w:val="215E99" w:themeColor="text2" w:themeTint="BF"/>
+        </w:rPr>
+        <w:t>0ms</w:t>
+      </w:r>
+      <w:r>
+        <w:rPr>
+          <w:rFonts w:ascii="Times New Roman" w:hAnsi="Times New Roman" w:cs="Times New Roman"/>
+          <w:i/>
+          <w:iCs/>
+          <w:color w:val="215E99" w:themeColor="text2" w:themeTint="BF"/>
+        </w:rPr>
+        <w:t>.</w:t>
+      </w:r>
+    </w:p>
+    <w:p>
+      <w:pPr>
+        <w:rPr>
+          <w:rFonts w:ascii="Times New Roman" w:hAnsi="Times New Roman" w:cs="Times New Roman"/>
+          <w:i/>
+          <w:iCs/>
+          <w:color w:val="215E99" w:themeColor="text2" w:themeTint="BF"/>
+        </w:rPr>
+      </w:pPr>
+    </w:p>
+    <w:p>
+      <w:pPr>
+        <w:rPr>
+          <w:rFonts w:ascii="Times New Roman" w:hAnsi="Times New Roman" w:cs="Times New Roman"/>
+          <w:i/>
+          <w:iCs/>
+          <w:color w:val="215E99" w:themeColor="text2" w:themeTint="BF"/>
+        </w:rPr>
+      </w:pPr>
+      <w:r>
+        <w:rPr>
+          <w:rFonts w:ascii="Times New Roman" w:hAnsi="Times New Roman" w:cs="Times New Roman"/>
+          <w:i/>
+          <w:iCs/>
+          <w:color w:val="215E99" w:themeColor="text2" w:themeTint="BF"/>
+        </w:rPr>
+        <w:t>VAI TRÒ CỦA MCU VÀ JETSON</w:t>
+      </w:r>
+    </w:p>
+    <w:p>
+      <w:pPr>
+        <w:rPr>
+          <w:rFonts w:ascii="Times New Roman" w:hAnsi="Times New Roman" w:cs="Times New Roman"/>
+          <w:i/>
+          <w:iCs/>
+          <w:color w:val="215E99" w:themeColor="text2" w:themeTint="BF"/>
+        </w:rPr>
+      </w:pPr>
+      <w:r>
+        <w:rPr>
+          <w:rFonts w:ascii="Times New Roman" w:hAnsi="Times New Roman" w:cs="Times New Roman"/>
+          <w:i/>
+          <w:iCs/>
+          <w:color w:val="215E99" w:themeColor="text2" w:themeTint="BF"/>
+        </w:rPr>
+        <w:t>+ MCU: BỘ NÃO, điều khiển động cơ, bánh xe, đọc cảm biến hành trình =&gt; nhận tín hiệu =&gt; lúc nào robot cần làm nhiệm vụ gì?</w:t>
+      </w:r>
+    </w:p>
+    <w:p>
+      <w:pPr>
+        <w:rPr>
+          <w:rFonts w:ascii="Times New Roman" w:hAnsi="Times New Roman" w:cs="Times New Roman"/>
+          <w:i/>
+          <w:iCs/>
+          <w:color w:val="215E99" w:themeColor="text2" w:themeTint="BF"/>
+        </w:rPr>
+      </w:pPr>
+      <w:r>
+        <w:rPr>
+          <w:rFonts w:ascii="Times New Roman" w:hAnsi="Times New Roman" w:cs="Times New Roman"/>
+          <w:i/>
+          <w:iCs/>
+          <w:color w:val="215E99" w:themeColor="text2" w:themeTint="BF"/>
+        </w:rPr>
+        <w:t>+ Jetson (raspi Pi, GPU Nhúng): đôi mắt, khi nào tìm V1, nào tìm V2</w:t>
+      </w:r>
+    </w:p>
+    <w:p>
+      <w:pPr>
+        <w:rPr>
+          <w:rFonts w:ascii="Times New Roman" w:hAnsi="Times New Roman" w:cs="Times New Roman"/>
+          <w:i/>
+          <w:iCs/>
+          <w:color w:val="215E99" w:themeColor="text2" w:themeTint="BF"/>
+        </w:rPr>
+      </w:pPr>
+      <w:r>
+        <w:rPr>
+          <w:rFonts w:ascii="Times New Roman" w:hAnsi="Times New Roman" w:cs="Times New Roman"/>
+          <w:i/>
+          <w:iCs/>
+          <w:color w:val="215E99" w:themeColor="text2" w:themeTint="BF"/>
+        </w:rPr>
+        <w:t>+ tập trung xử lý ảnh theo MCU</w:t>
+      </w:r>
+    </w:p>
+    <w:p>
+      <w:pPr>
+        <w:rPr>
+          <w:rFonts w:ascii="Times New Roman" w:hAnsi="Times New Roman" w:cs="Times New Roman"/>
+          <w:i/>
+          <w:iCs/>
+          <w:color w:val="215E99" w:themeColor="text2" w:themeTint="BF"/>
+        </w:rPr>
+      </w:pPr>
+    </w:p>
+    <w:p>
+      <w:pPr>
+        <w:rPr>
+          <w:rFonts w:ascii="Times New Roman" w:hAnsi="Times New Roman" w:cs="Times New Roman"/>
+          <w:i/>
+          <w:iCs/>
+          <w:color w:val="215E99" w:themeColor="text2" w:themeTint="BF"/>
+        </w:rPr>
+      </w:pPr>
+      <w:r>
+        <w:rPr>
+          <w:rFonts w:ascii="Times New Roman" w:hAnsi="Times New Roman" w:cs="Times New Roman"/>
+          <w:i/>
+          <w:iCs/>
+          <w:color w:val="215E99" w:themeColor="text2" w:themeTint="BF"/>
+        </w:rPr>
+        <w:t xml:space="preserve">Lệnh UART diễn ra (nối dây cáp </w:t>
+      </w:r>
+    </w:p>
+    <w:p>
+      <w:pPr>
+        <w:rPr>
+          <w:rFonts w:ascii="Times New Roman" w:hAnsi="Times New Roman" w:cs="Times New Roman"/>
+          <w:i/>
+          <w:iCs/>
+          <w:color w:val="215E99" w:themeColor="text2" w:themeTint="BF"/>
+        </w:rPr>
+      </w:pPr>
+      <w:r>
+        <w:rPr>
+          <w:rFonts w:ascii="Times New Roman" w:hAnsi="Times New Roman" w:cs="Times New Roman"/>
+          <w:i/>
+          <w:iCs/>
+          <w:color w:val="215E99" w:themeColor="text2" w:themeTint="BF"/>
+        </w:rPr>
+        <w:t>Cổng /dev/ttyACM0</w:t>
+      </w:r>
+    </w:p>
+    <w:p>
+      <w:pPr>
+        <w:rPr>
+          <w:rFonts w:ascii="Times New Roman" w:hAnsi="Times New Roman" w:cs="Times New Roman"/>
+          <w:i/>
+          <w:iCs/>
+          <w:color w:val="215E99" w:themeColor="text2" w:themeTint="BF"/>
+        </w:rPr>
+      </w:pPr>
+      <w:r>
+        <w:rPr>
+          <w:rFonts w:ascii="Times New Roman" w:hAnsi="Times New Roman" w:cs="Times New Roman"/>
+          <w:i/>
+          <w:iCs/>
+          <w:color w:val="215E99" w:themeColor="text2" w:themeTint="BF"/>
+        </w:rPr>
+        <w:t>Tốc độ: 115200 baud</w:t>
+      </w:r>
+    </w:p>
+    <w:p>
+      <w:pPr>
+        <w:rPr>
+          <w:rFonts w:ascii="Times New Roman" w:hAnsi="Times New Roman" w:cs="Times New Roman"/>
+          <w:i/>
+          <w:iCs/>
+          <w:color w:val="215E99" w:themeColor="text2" w:themeTint="BF"/>
+        </w:rPr>
+      </w:pPr>
+      <w:r>
+        <w:rPr>
+          <w:rFonts w:ascii="Times New Roman" w:hAnsi="Times New Roman" w:cs="Times New Roman"/>
+          <w:i/>
+          <w:iCs/>
+          <w:color w:val="215E99" w:themeColor="text2" w:themeTint="BF"/>
+        </w:rPr>
+        <w:t>[ Vi điều khiển MCU ]  ─── (Gửi byte lệnh qua UART) ───&gt;  [ Jetson / Vision App ]</w:t>
+      </w:r>
+    </w:p>
+    <w:p>
+      <w:pPr>
+        <w:rPr>
+          <w:rFonts w:ascii="Times New Roman" w:hAnsi="Times New Roman" w:cs="Times New Roman"/>
+          <w:i/>
+          <w:iCs/>
+          <w:color w:val="215E99" w:themeColor="text2" w:themeTint="BF"/>
+        </w:rPr>
+      </w:pPr>
+      <w:r>
+        <w:rPr>
+          <w:rFonts w:ascii="Times New Roman" w:hAnsi="Times New Roman" w:cs="Times New Roman"/>
+          <w:i/>
+          <w:iCs/>
+          <w:color w:val="215E99" w:themeColor="text2" w:themeTint="BF"/>
+        </w:rPr>
+        <w:t xml:space="preserve">  (Biết rõ chiến thuật)                                    (Chuyển State &amp; Xử lý)</w:t>
+      </w:r>
+    </w:p>
+    <w:p>
+      <w:pPr>
+        <w:rPr>
+          <w:rFonts w:ascii="Times New Roman" w:hAnsi="Times New Roman" w:cs="Times New Roman"/>
+          <w:b/>
+          <w:bCs/>
+          <w:i/>
+          <w:iCs/>
+          <w:color w:val="215E99" w:themeColor="text2" w:themeTint="BF"/>
+        </w:rPr>
+      </w:pPr>
+      <w:r>
+        <w:rPr>
+          <w:rFonts w:ascii="Times New Roman" w:hAnsi="Times New Roman" w:cs="Times New Roman"/>
+          <w:b/>
+          <w:bCs/>
+          <w:i/>
+          <w:iCs/>
+          <w:color w:val="215E99" w:themeColor="text2" w:themeTint="BF"/>
+        </w:rPr>
+        <w:t>Luồng hoạt động bên trong phần mềm Python trên Jetson:</w:t>
+      </w:r>
+    </w:p>
+    <w:p>
+      <w:pPr>
+        <w:numPr>
+          <w:ilvl w:val="0"/>
+          <w:numId w:val="7"/>
+        </w:numPr>
+        <w:rPr>
+          <w:rFonts w:ascii="Times New Roman" w:hAnsi="Times New Roman" w:cs="Times New Roman"/>
+          <w:i/>
+          <w:iCs/>
+          <w:color w:val="215E99" w:themeColor="text2" w:themeTint="BF"/>
+        </w:rPr>
+      </w:pPr>
+      <w:r>
+        <w:rPr>
+          <w:rFonts w:ascii="Times New Roman" w:hAnsi="Times New Roman" w:cs="Times New Roman"/>
+          <w:b/>
+          <w:bCs/>
+          <w:i/>
+          <w:iCs/>
+          <w:color w:val="215E99" w:themeColor="text2" w:themeTint="BF"/>
+        </w:rPr>
+        <w:t>Một luồng chạy ngầm (Background Thread):</w:t>
+      </w:r>
+      <w:r>
+        <w:rPr>
+          <w:rFonts w:ascii="Times New Roman" w:hAnsi="Times New Roman" w:cs="Times New Roman"/>
+          <w:i/>
+          <w:iCs/>
+          <w:color w:val="215E99" w:themeColor="text2" w:themeTint="BF"/>
+        </w:rPr>
+        <w:t xml:space="preserve"> Luôn liên tục đọc dữ liệu gửi về từ cổng nối tiếp /dev/ttyACM0.</w:t>
+      </w:r>
+    </w:p>
+    <w:p>
+      <w:pPr>
+        <w:numPr>
+          <w:ilvl w:val="0"/>
+          <w:numId w:val="7"/>
+        </w:numPr>
+        <w:rPr>
+          <w:rFonts w:ascii="Times New Roman" w:hAnsi="Times New Roman" w:cs="Times New Roman"/>
+          <w:i/>
+          <w:iCs/>
+          <w:color w:val="215E99" w:themeColor="text2" w:themeTint="BF"/>
+        </w:rPr>
+      </w:pPr>
+      <w:r>
+        <w:rPr>
+          <w:rFonts w:ascii="Times New Roman" w:hAnsi="Times New Roman" w:cs="Times New Roman"/>
+          <w:b/>
+          <w:bCs/>
+          <w:i/>
+          <w:iCs/>
+          <w:color w:val="215E99" w:themeColor="text2" w:themeTint="BF"/>
+        </w:rPr>
+        <w:t>Một biến trạng thái toàn cục (current_state):</w:t>
+      </w:r>
+      <w:r>
+        <w:rPr>
+          <w:rFonts w:ascii="Times New Roman" w:hAnsi="Times New Roman" w:cs="Times New Roman"/>
+          <w:i/>
+          <w:iCs/>
+          <w:color w:val="215E99" w:themeColor="text2" w:themeTint="BF"/>
+        </w:rPr>
+        <w:t xml:space="preserve"> Khi MCU gửi ký tự 0, 1, hoặc 2, luồng ngầm sẽ cập nhật ngay lập tức biến current_state.</w:t>
+      </w:r>
+    </w:p>
+    <w:p>
+      <w:pPr>
+        <w:numPr>
+          <w:ilvl w:val="0"/>
+          <w:numId w:val="7"/>
+        </w:numPr>
+        <w:rPr>
+          <w:rFonts w:ascii="Times New Roman" w:hAnsi="Times New Roman" w:cs="Times New Roman"/>
+          <w:i/>
+          <w:iCs/>
+          <w:color w:val="215E99" w:themeColor="text2" w:themeTint="BF"/>
+        </w:rPr>
+      </w:pPr>
+      <w:r>
+        <w:rPr>
+          <w:rFonts w:ascii="Times New Roman" w:hAnsi="Times New Roman" w:cs="Times New Roman"/>
+          <w:b/>
+          <w:bCs/>
+          <w:i/>
+          <w:iCs/>
+          <w:color w:val="215E99" w:themeColor="text2" w:themeTint="BF"/>
+        </w:rPr>
+        <w:t>Vòng lặp xử lý ảnh chính (Main Loop):</w:t>
+      </w:r>
+      <w:r>
+        <w:rPr>
+          <w:rFonts w:ascii="Times New Roman" w:hAnsi="Times New Roman" w:cs="Times New Roman"/>
+          <w:i/>
+          <w:iCs/>
+          <w:color w:val="215E99" w:themeColor="text2" w:themeTint="BF"/>
+        </w:rPr>
+        <w:t xml:space="preserve"> Kiểm tra current_state ở mỗi frame hình ảnh nhận được từ camera:</w:t>
+      </w:r>
+    </w:p>
+    <w:tbl>
+      <w:tblPr>
+        <w:tblStyle w:val="TableGrid"/>
+        <w:tblW w:w="0" w:type="auto"/>
+        <w:tblLook w:val="04A0" w:firstRow="1" w:lastRow="0" w:firstColumn="1" w:lastColumn="0" w:noHBand="0" w:noVBand="1"/>
+      </w:tblPr>
+      <w:tblGrid>
+        <w:gridCol w:w="9350"/>
+      </w:tblGrid>
+      <w:tr>
+        <w:tc>
+          <w:tcPr>
+            <w:tcW w:w="9350" w:type="dxa"/>
+          </w:tcPr>
+          <w:p>
+            <w:pPr>
+              <w:rPr>
+                <w:rFonts w:ascii="Times New Roman" w:hAnsi="Times New Roman" w:cs="Times New Roman"/>
+                <w:i/>
+                <w:iCs/>
+                <w:color w:val="215E99" w:themeColor="text2" w:themeTint="BF"/>
+              </w:rPr>
+            </w:pPr>
+            <w:r>
+              <w:rPr>
+                <w:rFonts w:ascii="Times New Roman" w:hAnsi="Times New Roman" w:cs="Times New Roman"/>
+                <w:i/>
+                <w:iCs/>
+                <w:color w:val="215E99" w:themeColor="text2" w:themeTint="BF"/>
+              </w:rPr>
+              <w:t># Mô phỏng logic chuyển trạng thái trên Jetson</w:t>
+            </w:r>
+          </w:p>
+          <w:p>
+            <w:pPr>
+              <w:rPr>
+                <w:rFonts w:ascii="Times New Roman" w:hAnsi="Times New Roman" w:cs="Times New Roman"/>
+                <w:i/>
+                <w:iCs/>
+                <w:color w:val="215E99" w:themeColor="text2" w:themeTint="BF"/>
+              </w:rPr>
+            </w:pPr>
+            <w:r>
+              <w:rPr>
+                <w:rFonts w:ascii="Times New Roman" w:hAnsi="Times New Roman" w:cs="Times New Roman"/>
+                <w:i/>
+                <w:iCs/>
+                <w:color w:val="215E99" w:themeColor="text2" w:themeTint="BF"/>
+              </w:rPr>
+              <w:t>while True:</w:t>
+            </w:r>
+          </w:p>
+          <w:p>
+            <w:pPr>
+              <w:rPr>
+                <w:rFonts w:ascii="Times New Roman" w:hAnsi="Times New Roman" w:cs="Times New Roman"/>
+                <w:i/>
+                <w:iCs/>
+                <w:color w:val="215E99" w:themeColor="text2" w:themeTint="BF"/>
+              </w:rPr>
+            </w:pPr>
+            <w:r>
+              <w:rPr>
+                <w:rFonts w:ascii="Times New Roman" w:hAnsi="Times New Roman" w:cs="Times New Roman"/>
+                <w:i/>
+                <w:iCs/>
+                <w:color w:val="215E99" w:themeColor="text2" w:themeTint="BF"/>
+              </w:rPr>
+              <w:t xml:space="preserve">    ret, frame = camera.read()</w:t>
+            </w:r>
+          </w:p>
+          <w:p>
+            <w:pPr>
+              <w:rPr>
+                <w:rFonts w:ascii="Times New Roman" w:hAnsi="Times New Roman" w:cs="Times New Roman"/>
+                <w:i/>
+                <w:iCs/>
+                <w:color w:val="215E99" w:themeColor="text2" w:themeTint="BF"/>
+              </w:rPr>
+            </w:pPr>
+          </w:p>
+          <w:p>
+            <w:pPr>
+              <w:rPr>
+                <w:rFonts w:ascii="Times New Roman" w:hAnsi="Times New Roman" w:cs="Times New Roman"/>
+                <w:i/>
+                <w:iCs/>
+                <w:color w:val="215E99" w:themeColor="text2" w:themeTint="BF"/>
+              </w:rPr>
+            </w:pPr>
+            <w:r>
+              <w:rPr>
+                <w:rFonts w:ascii="Times New Roman" w:hAnsi="Times New Roman" w:cs="Times New Roman"/>
+                <w:i/>
+                <w:iCs/>
+                <w:color w:val="215E99" w:themeColor="text2" w:themeTint="BF"/>
+              </w:rPr>
+              <w:t xml:space="preserve">    # --- STATE 0: IDLE (Rảnh rỗi) ---</w:t>
+            </w:r>
+          </w:p>
+          <w:p>
+            <w:pPr>
+              <w:rPr>
+                <w:rFonts w:ascii="Times New Roman" w:hAnsi="Times New Roman" w:cs="Times New Roman"/>
+                <w:i/>
+                <w:iCs/>
+                <w:color w:val="215E99" w:themeColor="text2" w:themeTint="BF"/>
+              </w:rPr>
+            </w:pPr>
+            <w:r>
+              <w:rPr>
+                <w:rFonts w:ascii="Times New Roman" w:hAnsi="Times New Roman" w:cs="Times New Roman"/>
+                <w:i/>
+                <w:iCs/>
+                <w:color w:val="215E99" w:themeColor="text2" w:themeTint="BF"/>
+              </w:rPr>
+              <w:t xml:space="preserve">    if current_state == 0:</w:t>
+            </w:r>
+          </w:p>
+          <w:p>
+            <w:pPr>
+              <w:rPr>
+                <w:rFonts w:ascii="Times New Roman" w:hAnsi="Times New Roman" w:cs="Times New Roman"/>
+                <w:i/>
+                <w:iCs/>
+                <w:color w:val="215E99" w:themeColor="text2" w:themeTint="BF"/>
+              </w:rPr>
+            </w:pPr>
+            <w:r>
+              <w:rPr>
+                <w:rFonts w:ascii="Times New Roman" w:hAnsi="Times New Roman" w:cs="Times New Roman"/>
+                <w:i/>
+                <w:iCs/>
+                <w:color w:val="215E99" w:themeColor="text2" w:themeTint="BF"/>
+              </w:rPr>
+              <w:t xml:space="preserve">        # Robot đang di chuyển tự do hoặc chờ lệnh.</w:t>
+            </w:r>
+          </w:p>
+          <w:p>
+            <w:pPr>
+              <w:rPr>
+                <w:rFonts w:ascii="Times New Roman" w:hAnsi="Times New Roman" w:cs="Times New Roman"/>
+                <w:i/>
+                <w:iCs/>
+                <w:color w:val="215E99" w:themeColor="text2" w:themeTint="BF"/>
+              </w:rPr>
+            </w:pPr>
+            <w:r>
+              <w:rPr>
+                <w:rFonts w:ascii="Times New Roman" w:hAnsi="Times New Roman" w:cs="Times New Roman"/>
+                <w:i/>
+                <w:iCs/>
+                <w:color w:val="215E99" w:themeColor="text2" w:themeTint="BF"/>
+              </w:rPr>
+              <w:lastRenderedPageBreak/>
+              <w:t xml:space="preserve">        # KHÔNG chạy suy luận AI -&gt; Tiết kiệm 100% công suất GPU, giảm nhiệt độ thiết bị.</w:t>
+            </w:r>
+          </w:p>
+          <w:p>
+            <w:pPr>
+              <w:rPr>
+                <w:rFonts w:ascii="Times New Roman" w:hAnsi="Times New Roman" w:cs="Times New Roman"/>
+                <w:i/>
+                <w:iCs/>
+                <w:color w:val="215E99" w:themeColor="text2" w:themeTint="BF"/>
+              </w:rPr>
+            </w:pPr>
+            <w:r>
+              <w:rPr>
+                <w:rFonts w:ascii="Times New Roman" w:hAnsi="Times New Roman" w:cs="Times New Roman"/>
+                <w:i/>
+                <w:iCs/>
+                <w:color w:val="215E99" w:themeColor="text2" w:themeTint="BF"/>
+              </w:rPr>
+              <w:t xml:space="preserve">        pass</w:t>
+            </w:r>
+          </w:p>
+          <w:p>
+            <w:pPr>
+              <w:rPr>
+                <w:rFonts w:ascii="Times New Roman" w:hAnsi="Times New Roman" w:cs="Times New Roman"/>
+                <w:i/>
+                <w:iCs/>
+                <w:color w:val="215E99" w:themeColor="text2" w:themeTint="BF"/>
+              </w:rPr>
+            </w:pPr>
+          </w:p>
+          <w:p>
+            <w:pPr>
+              <w:rPr>
+                <w:rFonts w:ascii="Times New Roman" w:hAnsi="Times New Roman" w:cs="Times New Roman"/>
+                <w:i/>
+                <w:iCs/>
+                <w:color w:val="215E99" w:themeColor="text2" w:themeTint="BF"/>
+              </w:rPr>
+            </w:pPr>
+            <w:r>
+              <w:rPr>
+                <w:rFonts w:ascii="Times New Roman" w:hAnsi="Times New Roman" w:cs="Times New Roman"/>
+                <w:i/>
+                <w:iCs/>
+                <w:color w:val="215E99" w:themeColor="text2" w:themeTint="BF"/>
+              </w:rPr>
+              <w:t xml:space="preserve">    # --- STATE 1: Chạy bài toán SpearHead (V1) ---</w:t>
+            </w:r>
+          </w:p>
+          <w:p>
+            <w:pPr>
+              <w:rPr>
+                <w:rFonts w:ascii="Times New Roman" w:hAnsi="Times New Roman" w:cs="Times New Roman"/>
+                <w:i/>
+                <w:iCs/>
+                <w:color w:val="215E99" w:themeColor="text2" w:themeTint="BF"/>
+              </w:rPr>
+            </w:pPr>
+            <w:r>
+              <w:rPr>
+                <w:rFonts w:ascii="Times New Roman" w:hAnsi="Times New Roman" w:cs="Times New Roman"/>
+                <w:i/>
+                <w:iCs/>
+                <w:color w:val="215E99" w:themeColor="text2" w:themeTint="BF"/>
+              </w:rPr>
+              <w:t xml:space="preserve">    elif current_state == 1:</w:t>
+            </w:r>
+          </w:p>
+          <w:p>
+            <w:pPr>
+              <w:rPr>
+                <w:rFonts w:ascii="Times New Roman" w:hAnsi="Times New Roman" w:cs="Times New Roman"/>
+                <w:i/>
+                <w:iCs/>
+                <w:color w:val="215E99" w:themeColor="text2" w:themeTint="BF"/>
+              </w:rPr>
+            </w:pPr>
+            <w:r>
+              <w:rPr>
+                <w:rFonts w:ascii="Times New Roman" w:hAnsi="Times New Roman" w:cs="Times New Roman"/>
+                <w:i/>
+                <w:iCs/>
+                <w:color w:val="215E99" w:themeColor="text2" w:themeTint="BF"/>
+              </w:rPr>
+              <w:t xml:space="preserve">        # Chỉ gọi model V1 ra xử lý frame</w:t>
+            </w:r>
+          </w:p>
+          <w:p>
+            <w:pPr>
+              <w:rPr>
+                <w:rFonts w:ascii="Times New Roman" w:hAnsi="Times New Roman" w:cs="Times New Roman"/>
+                <w:i/>
+                <w:iCs/>
+                <w:color w:val="215E99" w:themeColor="text2" w:themeTint="BF"/>
+              </w:rPr>
+            </w:pPr>
+            <w:r>
+              <w:rPr>
+                <w:rFonts w:ascii="Times New Roman" w:hAnsi="Times New Roman" w:cs="Times New Roman"/>
+                <w:i/>
+                <w:iCs/>
+                <w:color w:val="215E99" w:themeColor="text2" w:themeTint="BF"/>
+              </w:rPr>
+              <w:t xml:space="preserve">        results = v1_model.detect(frame)</w:t>
+            </w:r>
+          </w:p>
+          <w:p>
+            <w:pPr>
+              <w:rPr>
+                <w:rFonts w:ascii="Times New Roman" w:hAnsi="Times New Roman" w:cs="Times New Roman"/>
+                <w:i/>
+                <w:iCs/>
+                <w:color w:val="215E99" w:themeColor="text2" w:themeTint="BF"/>
+              </w:rPr>
+            </w:pPr>
+            <w:r>
+              <w:rPr>
+                <w:rFonts w:ascii="Times New Roman" w:hAnsi="Times New Roman" w:cs="Times New Roman"/>
+                <w:i/>
+                <w:iCs/>
+                <w:color w:val="215E99" w:themeColor="text2" w:themeTint="BF"/>
+              </w:rPr>
+              <w:t xml:space="preserve">        send_to_mcu(results)</w:t>
+            </w:r>
+          </w:p>
+          <w:p>
+            <w:pPr>
+              <w:rPr>
+                <w:rFonts w:ascii="Times New Roman" w:hAnsi="Times New Roman" w:cs="Times New Roman"/>
+                <w:i/>
+                <w:iCs/>
+                <w:color w:val="215E99" w:themeColor="text2" w:themeTint="BF"/>
+              </w:rPr>
+            </w:pPr>
+          </w:p>
+          <w:p>
+            <w:pPr>
+              <w:rPr>
+                <w:rFonts w:ascii="Times New Roman" w:hAnsi="Times New Roman" w:cs="Times New Roman"/>
+                <w:i/>
+                <w:iCs/>
+                <w:color w:val="215E99" w:themeColor="text2" w:themeTint="BF"/>
+              </w:rPr>
+            </w:pPr>
+            <w:r>
+              <w:rPr>
+                <w:rFonts w:ascii="Times New Roman" w:hAnsi="Times New Roman" w:cs="Times New Roman"/>
+                <w:i/>
+                <w:iCs/>
+                <w:color w:val="215E99" w:themeColor="text2" w:themeTint="BF"/>
+              </w:rPr>
+              <w:t xml:space="preserve">    # --- STATE 2: Chạy bài toán KFS 2 tầng (V2) ---</w:t>
+            </w:r>
+          </w:p>
+          <w:p>
+            <w:pPr>
+              <w:rPr>
+                <w:rFonts w:ascii="Times New Roman" w:hAnsi="Times New Roman" w:cs="Times New Roman"/>
+                <w:i/>
+                <w:iCs/>
+                <w:color w:val="215E99" w:themeColor="text2" w:themeTint="BF"/>
+              </w:rPr>
+            </w:pPr>
+            <w:r>
+              <w:rPr>
+                <w:rFonts w:ascii="Times New Roman" w:hAnsi="Times New Roman" w:cs="Times New Roman"/>
+                <w:i/>
+                <w:iCs/>
+                <w:color w:val="215E99" w:themeColor="text2" w:themeTint="BF"/>
+              </w:rPr>
+              <w:t xml:space="preserve">    elif current_state == 2:</w:t>
+            </w:r>
+          </w:p>
+          <w:p>
+            <w:pPr>
+              <w:rPr>
+                <w:rFonts w:ascii="Times New Roman" w:hAnsi="Times New Roman" w:cs="Times New Roman"/>
+                <w:i/>
+                <w:iCs/>
+                <w:color w:val="215E99" w:themeColor="text2" w:themeTint="BF"/>
+              </w:rPr>
+            </w:pPr>
+            <w:r>
+              <w:rPr>
+                <w:rFonts w:ascii="Times New Roman" w:hAnsi="Times New Roman" w:cs="Times New Roman"/>
+                <w:i/>
+                <w:iCs/>
+                <w:color w:val="215E99" w:themeColor="text2" w:themeTint="BF"/>
+              </w:rPr>
+              <w:t xml:space="preserve">        # Chỉ gọi pipeline V2 (YOLO + CNN) ra xử lý frame</w:t>
+            </w:r>
+          </w:p>
+          <w:p>
+            <w:pPr>
+              <w:rPr>
+                <w:rFonts w:ascii="Times New Roman" w:hAnsi="Times New Roman" w:cs="Times New Roman"/>
+                <w:i/>
+                <w:iCs/>
+                <w:color w:val="215E99" w:themeColor="text2" w:themeTint="BF"/>
+              </w:rPr>
+            </w:pPr>
+            <w:r>
+              <w:rPr>
+                <w:rFonts w:ascii="Times New Roman" w:hAnsi="Times New Roman" w:cs="Times New Roman"/>
+                <w:i/>
+                <w:iCs/>
+                <w:color w:val="215E99" w:themeColor="text2" w:themeTint="BF"/>
+              </w:rPr>
+              <w:t xml:space="preserve">        results = v2_model.detect(frame)</w:t>
+            </w:r>
+          </w:p>
+          <w:p>
+            <w:pPr>
+              <w:rPr>
+                <w:rFonts w:ascii="Times New Roman" w:hAnsi="Times New Roman" w:cs="Times New Roman"/>
+                <w:i/>
+                <w:iCs/>
+                <w:color w:val="215E99" w:themeColor="text2" w:themeTint="BF"/>
+              </w:rPr>
+            </w:pPr>
+            <w:r>
+              <w:rPr>
+                <w:rFonts w:ascii="Times New Roman" w:hAnsi="Times New Roman" w:cs="Times New Roman"/>
+                <w:i/>
+                <w:iCs/>
+                <w:color w:val="215E99" w:themeColor="text2" w:themeTint="BF"/>
+              </w:rPr>
+              <w:t xml:space="preserve">        send_to_mcu(results)</w:t>
+            </w:r>
+          </w:p>
+        </w:tc>
+      </w:tr>
+    </w:tbl>
+    <w:p>
+      <w:pPr>
+        <w:rPr>
+          <w:rFonts w:ascii="Times New Roman" w:hAnsi="Times New Roman" w:cs="Times New Roman"/>
+          <w:b/>
+          <w:bCs/>
+          <w:i/>
+          <w:iCs/>
+          <w:color w:val="215E99" w:themeColor="text2" w:themeTint="BF"/>
+        </w:rPr>
+      </w:pPr>
+      <w:r>
+        <w:rPr>
+          <w:rFonts w:ascii="Times New Roman" w:hAnsi="Times New Roman" w:cs="Times New Roman"/>
+          <w:b/>
+          <w:bCs/>
+          <w:i/>
+          <w:iCs/>
+          <w:color w:val="215E99" w:themeColor="text2" w:themeTint="BF"/>
+        </w:rPr>
+        <w:lastRenderedPageBreak/>
+        <w:t>Ý nghĩa thực chiến của kiến trúc này</w:t>
+      </w:r>
+    </w:p>
+    <w:p>
+      <w:pPr>
+        <w:numPr>
+          <w:ilvl w:val="0"/>
+          <w:numId w:val="8"/>
+        </w:numPr>
+        <w:rPr>
+          <w:rFonts w:ascii="Times New Roman" w:hAnsi="Times New Roman" w:cs="Times New Roman"/>
+          <w:i/>
+          <w:iCs/>
+          <w:color w:val="215E99" w:themeColor="text2" w:themeTint="BF"/>
+        </w:rPr>
+      </w:pPr>
+      <w:r>
+        <w:rPr>
+          <w:rFonts w:ascii="Times New Roman" w:hAnsi="Times New Roman" w:cs="Times New Roman"/>
+          <w:b/>
+          <w:bCs/>
+          <w:i/>
+          <w:iCs/>
+          <w:color w:val="215E99" w:themeColor="text2" w:themeTint="BF"/>
+        </w:rPr>
+        <w:t>Đáp ứng tức thì (Instant Switching):</w:t>
+      </w:r>
+      <w:r>
+        <w:rPr>
+          <w:rFonts w:ascii="Times New Roman" w:hAnsi="Times New Roman" w:cs="Times New Roman"/>
+          <w:i/>
+          <w:iCs/>
+          <w:color w:val="215E99" w:themeColor="text2" w:themeTint="BF"/>
+        </w:rPr>
+        <w:t xml:space="preserve"> Robot đang lao đến mục tiêu V1 (MCU phát lệnh State 1), vừa làm xong V1, MCU gửi </w:t>
+      </w:r>
+      <w:r>
+        <w:rPr>
+          <w:rFonts w:ascii="Times New Roman" w:hAnsi="Times New Roman" w:cs="Times New Roman"/>
+          <w:b/>
+          <w:bCs/>
+          <w:i/>
+          <w:iCs/>
+          <w:color w:val="215E99" w:themeColor="text2" w:themeTint="BF"/>
+        </w:rPr>
+        <w:t>ngay lệnh State 2 qua UART</w:t>
+      </w:r>
+      <w:r>
+        <w:rPr>
+          <w:rFonts w:ascii="Times New Roman" w:hAnsi="Times New Roman" w:cs="Times New Roman"/>
+          <w:i/>
+          <w:iCs/>
+          <w:color w:val="215E99" w:themeColor="text2" w:themeTint="BF"/>
+        </w:rPr>
+        <w:t xml:space="preserve">, Jetson đổi ngay lập tức sang chạy </w:t>
+      </w:r>
+      <w:r>
+        <w:rPr>
+          <w:rFonts w:ascii="Times New Roman" w:hAnsi="Times New Roman" w:cs="Times New Roman"/>
+          <w:b/>
+          <w:bCs/>
+          <w:i/>
+          <w:iCs/>
+          <w:color w:val="215E99" w:themeColor="text2" w:themeTint="BF"/>
+        </w:rPr>
+        <w:t>pipeline V2 mà không mất 1 frame hình ảnh nào</w:t>
+      </w:r>
+      <w:r>
+        <w:rPr>
+          <w:rFonts w:ascii="Times New Roman" w:hAnsi="Times New Roman" w:cs="Times New Roman"/>
+          <w:i/>
+          <w:iCs/>
+          <w:color w:val="215E99" w:themeColor="text2" w:themeTint="BF"/>
+        </w:rPr>
+        <w:t>.</w:t>
+      </w:r>
+    </w:p>
+    <w:p>
+      <w:pPr>
+        <w:numPr>
+          <w:ilvl w:val="0"/>
+          <w:numId w:val="8"/>
+        </w:numPr>
+        <w:rPr>
+          <w:rFonts w:ascii="Times New Roman" w:hAnsi="Times New Roman" w:cs="Times New Roman"/>
+          <w:i/>
+          <w:iCs/>
+          <w:color w:val="215E99" w:themeColor="text2" w:themeTint="BF"/>
+        </w:rPr>
+      </w:pPr>
+      <w:r>
+        <w:rPr>
+          <w:rFonts w:ascii="Times New Roman" w:hAnsi="Times New Roman" w:cs="Times New Roman"/>
+          <w:b/>
+          <w:bCs/>
+          <w:i/>
+          <w:iCs/>
+          <w:color w:val="215E99" w:themeColor="text2" w:themeTint="BF"/>
+        </w:rPr>
+        <w:t>Tối ưu hóa nhiệt độ và tài nguyên:</w:t>
+      </w:r>
+      <w:r>
+        <w:rPr>
+          <w:rFonts w:ascii="Times New Roman" w:hAnsi="Times New Roman" w:cs="Times New Roman"/>
+          <w:i/>
+          <w:iCs/>
+          <w:color w:val="215E99" w:themeColor="text2" w:themeTint="BF"/>
+        </w:rPr>
+        <w:t xml:space="preserve"> Ở các giai đoạn robot chưa cần đến thị giác (ví dụ đang xuất phát), MCU phát lệnh State 0 (IDLE). Jetson dừng chạy suy luận AI, GPU hạ nhiệt nhanh chóng, </w:t>
+      </w:r>
+      <w:r>
+        <w:rPr>
+          <w:rFonts w:ascii="Times New Roman" w:hAnsi="Times New Roman" w:cs="Times New Roman"/>
+          <w:b/>
+          <w:bCs/>
+          <w:i/>
+          <w:iCs/>
+          <w:color w:val="215E99" w:themeColor="text2" w:themeTint="BF"/>
+        </w:rPr>
+        <w:t>tránh tình trạng quá nhiệt (Thermal Throttling</w:t>
+      </w:r>
+      <w:r>
+        <w:rPr>
+          <w:rFonts w:ascii="Times New Roman" w:hAnsi="Times New Roman" w:cs="Times New Roman"/>
+          <w:i/>
+          <w:iCs/>
+          <w:color w:val="215E99" w:themeColor="text2" w:themeTint="BF"/>
+        </w:rPr>
+        <w:t>) dẫn đến sụt FPS ở các phút cuối trận đấu.</w:t>
+      </w:r>
+    </w:p>
+    <w:p>
+      <w:pPr>
+        <w:numPr>
+          <w:ilvl w:val="0"/>
+          <w:numId w:val="8"/>
+        </w:numPr>
+        <w:rPr>
+          <w:rFonts w:ascii="Times New Roman" w:hAnsi="Times New Roman" w:cs="Times New Roman"/>
+          <w:i/>
+          <w:iCs/>
+          <w:color w:val="215E99" w:themeColor="text2" w:themeTint="BF"/>
+        </w:rPr>
+      </w:pPr>
+      <w:r>
+        <w:rPr>
+          <w:rFonts w:ascii="Times New Roman" w:hAnsi="Times New Roman" w:cs="Times New Roman"/>
+          <w:b/>
+          <w:bCs/>
+          <w:i/>
+          <w:iCs/>
+          <w:color w:val="215E99" w:themeColor="text2" w:themeTint="BF"/>
+        </w:rPr>
+        <w:t>Quản lý lỗi độc lập:</w:t>
+      </w:r>
+      <w:r>
+        <w:rPr>
+          <w:rFonts w:ascii="Times New Roman" w:hAnsi="Times New Roman" w:cs="Times New Roman"/>
+          <w:i/>
+          <w:iCs/>
+          <w:color w:val="215E99" w:themeColor="text2" w:themeTint="BF"/>
+        </w:rPr>
+        <w:t xml:space="preserve"> Nếu việc xử lý ảnh bị lỗi hoặc nhiễu, MCU vẫn hoàn toàn chủ động ngắt trạng thái bằng cách hạ state về 0 để bảo vệ robot không bị chạy nhầm.</w:t>
+      </w:r>
+    </w:p>
+    <w:p>
+      <w:pPr>
+        <w:rPr>
+          <w:rFonts w:ascii="Times New Roman" w:hAnsi="Times New Roman" w:cs="Times New Roman"/>
+          <w:i/>
+          <w:iCs/>
+          <w:color w:val="215E99" w:themeColor="text2" w:themeTint="BF"/>
+        </w:rPr>
+      </w:pPr>
+      <w:r>
+        <w:rPr>
+          <w:rFonts w:ascii="Times New Roman" w:hAnsi="Times New Roman" w:cs="Times New Roman"/>
+          <w:i/>
+          <w:iCs/>
+          <w:color w:val="215E99" w:themeColor="text2" w:themeTint="BF"/>
+        </w:rPr>
+        <w:t xml:space="preserve">Cơ chế này tách biệt hoàn toàn giữa </w:t>
+      </w:r>
+      <w:r>
+        <w:rPr>
+          <w:rFonts w:ascii="Times New Roman" w:hAnsi="Times New Roman" w:cs="Times New Roman"/>
+          <w:b/>
+          <w:bCs/>
+          <w:i/>
+          <w:iCs/>
+          <w:color w:val="215E99" w:themeColor="text2" w:themeTint="BF"/>
+        </w:rPr>
+        <w:t>Tư duy Chiến thuật (do MCU nắm)</w:t>
+      </w:r>
+      <w:r>
+        <w:rPr>
+          <w:rFonts w:ascii="Times New Roman" w:hAnsi="Times New Roman" w:cs="Times New Roman"/>
+          <w:i/>
+          <w:iCs/>
+          <w:color w:val="215E99" w:themeColor="text2" w:themeTint="BF"/>
+        </w:rPr>
+        <w:t xml:space="preserve"> và </w:t>
+      </w:r>
+      <w:r>
+        <w:rPr>
+          <w:rFonts w:ascii="Times New Roman" w:hAnsi="Times New Roman" w:cs="Times New Roman"/>
+          <w:b/>
+          <w:bCs/>
+          <w:i/>
+          <w:iCs/>
+          <w:color w:val="215E99" w:themeColor="text2" w:themeTint="BF"/>
+        </w:rPr>
+        <w:t>Năng lực Thị giác (do Jetson nạp sẵn)</w:t>
+      </w:r>
+      <w:r>
+        <w:rPr>
+          <w:rFonts w:ascii="Times New Roman" w:hAnsi="Times New Roman" w:cs="Times New Roman"/>
+          <w:i/>
+          <w:iCs/>
+          <w:color w:val="215E99" w:themeColor="text2" w:themeTint="BF"/>
+        </w:rPr>
+        <w:t xml:space="preserve"> thông qua một sợi cáp UART duy nhất.</w:t>
+      </w:r>
+    </w:p>
+    <w:p>
+      <w:pPr>
+        <w:rPr>
+          <w:rFonts w:ascii="Times New Roman" w:hAnsi="Times New Roman" w:cs="Times New Roman"/>
+          <w:i/>
+          <w:iCs/>
+          <w:color w:val="215E99" w:themeColor="text2" w:themeTint="BF"/>
+        </w:rPr>
+      </w:pPr>
+    </w:p>
+    <w:p>
+      <w:pPr>
+        <w:rPr>
+          <w:rFonts w:ascii="Times New Roman" w:hAnsi="Times New Roman" w:cs="Times New Roman"/>
+          <w:i/>
+          <w:iCs/>
         </w:rPr>
       </w:pPr>
     </w:p>
@@ -5140,20 +6406,33 @@
         <w:rPr>
           <w:rFonts w:ascii="Times New Roman" w:hAnsi="Times New Roman" w:cs="Times New Roman"/>
         </w:rPr>
-        <w:t>Giám sát từ xa: tích hợp luồng udp_stream: true H264 là gì?</w:t>
-      </w:r>
-    </w:p>
-    <w:p>
-      <w:pPr>
-        <w:rPr>
-          <w:rFonts w:ascii="Times New Roman" w:hAnsi="Times New Roman" w:cs="Times New Roman"/>
-        </w:rPr>
-      </w:pPr>
-      <w:r>
-        <w:rPr>
-          <w:rFonts w:ascii="Times New Roman" w:hAnsi="Times New Roman" w:cs="Times New Roman"/>
-        </w:rPr>
-        <w:lastRenderedPageBreak/>
+        <w:t xml:space="preserve">Giám sát từ xa: tích hợp luồng </w:t>
+      </w:r>
+      <w:r>
+        <w:rPr>
+          <w:rFonts w:ascii="Times New Roman" w:hAnsi="Times New Roman" w:cs="Times New Roman"/>
+          <w:b/>
+          <w:bCs/>
+        </w:rPr>
+        <w:t>udp_stream: true H264</w:t>
+      </w:r>
+      <w:r>
+        <w:rPr>
+          <w:rFonts w:ascii="Times New Roman" w:hAnsi="Times New Roman" w:cs="Times New Roman"/>
+        </w:rPr>
+        <w:t xml:space="preserve"> là gì?</w:t>
+      </w:r>
+    </w:p>
+    <w:p>
+      <w:pPr>
+        <w:rPr>
+          <w:rFonts w:ascii="Times New Roman" w:hAnsi="Times New Roman" w:cs="Times New Roman"/>
+        </w:rPr>
+      </w:pPr>
+      <w:r>
+        <w:rPr>
+          <w:rFonts w:ascii="Times New Roman" w:hAnsi="Times New Roman" w:cs="Times New Roman"/>
+        </w:rPr>
         <w:t>Điều gì đang diễn ra</w:t>
       </w:r>
     </w:p>
@@ -5571,9 +6850,9 @@
     </w:lvl>
   </w:abstractNum>
   <w:abstractNum w:abstractNumId="1" w15:restartNumberingAfterBreak="0">
-    <w:nsid w:val="3AE359DF"/>
+    <w:nsid w:val="3A99406D"/>
     <w:multiLevelType w:val="multilevel"/>
-    <w:tmpl w:val="0054013E"/>
+    <w:tmpl w:val="AF56E428"/>
     <w:lvl w:ilvl="0">
       <w:start w:val="1"/>
       <w:numFmt w:val="bullet"/>
@@ -5720,6 +6999,155 @@
     </w:lvl>
   </w:abstractNum>
   <w:abstractNum w:abstractNumId="2" w15:restartNumberingAfterBreak="0">
+    <w:nsid w:val="3AE359DF"/>
+    <w:multiLevelType w:val="multilevel"/>
+    <w:tmpl w:val="0054013E"/>
+    <w:lvl w:ilvl="0">
+      <w:start w:val="1"/>
+      <w:numFmt w:val="bullet"/>
+      <w:lvlText w:val=""/>
+      <w:lvlJc w:val="left"/>
+      <w:pPr>
+        <w:tabs>
+          <w:tab w:val="num" w:pos="720"/>
+        </w:tabs>
+        <w:ind w:left="720" w:hanging="360"/>
+      </w:pPr>
+      <w:rPr>
+        <w:rFonts w:ascii="Symbol" w:hAnsi="Symbol" w:hint="default"/>
+        <w:sz w:val="20"/>
+      </w:rPr>
+    </w:lvl>
+    <w:lvl w:ilvl="1" w:tentative="1">
+      <w:start w:val="1"/>
+      <w:numFmt w:val="bullet"/>
+      <w:lvlText w:val="o"/>
+      <w:lvlJc w:val="left"/>
+      <w:pPr>
+        <w:tabs>
+          <w:tab w:val="num" w:pos="1440"/>
+        </w:tabs>
+        <w:ind w:left="1440" w:hanging="360"/>
+      </w:pPr>
+      <w:rPr>
+        <w:rFonts w:ascii="Courier New" w:hAnsi="Courier New" w:hint="default"/>
+        <w:sz w:val="20"/>
+      </w:rPr>
+    </w:lvl>
+    <w:lvl w:ilvl="2" w:tentative="1">
+      <w:start w:val="1"/>
+      <w:numFmt w:val="bullet"/>
+      <w:lvlText w:val=""/>
+      <w:lvlJc w:val="left"/>
+      <w:pPr>
+        <w:tabs>
+          <w:tab w:val="num" w:pos="2160"/>
+        </w:tabs>
+        <w:ind w:left="2160" w:hanging="360"/>
+      </w:pPr>
+      <w:rPr>
+        <w:rFonts w:ascii="Wingdings" w:hAnsi="Wingdings" w:hint="default"/>
+        <w:sz w:val="20"/>
+      </w:rPr>
+    </w:lvl>
+    <w:lvl w:ilvl="3" w:tentative="1">
+      <w:start w:val="1"/>
+      <w:numFmt w:val="bullet"/>
+      <w:lvlText w:val=""/>
+      <w:lvlJc w:val="left"/>
+      <w:pPr>
+        <w:tabs>
+          <w:tab w:val="num" w:pos="2880"/>
+        </w:tabs>
+        <w:ind w:left="2880" w:hanging="360"/>
+      </w:pPr>
+      <w:rPr>
+        <w:rFonts w:ascii="Wingdings" w:hAnsi="Wingdings" w:hint="default"/>
+        <w:sz w:val="20"/>
+      </w:rPr>
+    </w:lvl>
+    <w:lvl w:ilvl="4" w:tentative="1">
+      <w:start w:val="1"/>
+      <w:numFmt w:val="bullet"/>
+      <w:lvlText w:val=""/>
+      <w:lvlJc w:val="left"/>
+      <w:pPr>
+        <w:tabs>
+          <w:tab w:val="num" w:pos="3600"/>
+        </w:tabs>
+        <w:ind w:left="3600" w:hanging="360"/>
+      </w:pPr>
+      <w:rPr>
+        <w:rFonts w:ascii="Wingdings" w:hAnsi="Wingdings" w:hint="default"/>
+        <w:sz w:val="20"/>
+      </w:rPr>
+    </w:lvl>
+    <w:lvl w:ilvl="5" w:tentative="1">
+      <w:start w:val="1"/>
+      <w:numFmt w:val="bullet"/>
+      <w:lvlText w:val=""/>
+      <w:lvlJc w:val="left"/>
+      <w:pPr>
+        <w:tabs>
+          <w:tab w:val="num" w:pos="4320"/>
+        </w:tabs>
+        <w:ind w:left="4320" w:hanging="360"/>
+      </w:pPr>
+      <w:rPr>
+        <w:rFonts w:ascii="Wingdings" w:hAnsi="Wingdings" w:hint="default"/>
+        <w:sz w:val="20"/>
+      </w:rPr>
+    </w:lvl>
+    <w:lvl w:ilvl="6" w:tentative="1">
+      <w:start w:val="1"/>
+      <w:numFmt w:val="bullet"/>
+      <w:lvlText w:val=""/>
+      <w:lvlJc w:val="left"/>
+      <w:pPr>
+        <w:tabs>
+          <w:tab w:val="num" w:pos="5040"/>
+        </w:tabs>
+        <w:ind w:left="5040" w:hanging="360"/>
+      </w:pPr>
+      <w:rPr>
+        <w:rFonts w:ascii="Wingdings" w:hAnsi="Wingdings" w:hint="default"/>
+        <w:sz w:val="20"/>
+      </w:rPr>
+    </w:lvl>
+    <w:lvl w:ilvl="7" w:tentative="1">
+      <w:start w:val="1"/>
+      <w:numFmt w:val="bullet"/>
+      <w:lvlText w:val=""/>
+      <w:lvlJc w:val="left"/>
+      <w:pPr>
+        <w:tabs>
+          <w:tab w:val="num" w:pos="5760"/>
+        </w:tabs>
+        <w:ind w:left="5760" w:hanging="360"/>
+      </w:pPr>
+      <w:rPr>
+        <w:rFonts w:ascii="Wingdings" w:hAnsi="Wingdings" w:hint="default"/>
+        <w:sz w:val="20"/>
+      </w:rPr>
+    </w:lvl>
+    <w:lvl w:ilvl="8" w:tentative="1">
+      <w:start w:val="1"/>
+      <w:numFmt w:val="bullet"/>
+      <w:lvlText w:val=""/>
+      <w:lvlJc w:val="left"/>
+      <w:pPr>
+        <w:tabs>
+          <w:tab w:val="num" w:pos="6480"/>
+        </w:tabs>
+        <w:ind w:left="6480" w:hanging="360"/>
+      </w:pPr>
+      <w:rPr>
+        <w:rFonts w:ascii="Wingdings" w:hAnsi="Wingdings" w:hint="default"/>
+        <w:sz w:val="20"/>
+      </w:rPr>
+    </w:lvl>
+  </w:abstractNum>
+  <w:abstractNum w:abstractNumId="3" w15:restartNumberingAfterBreak="0">
     <w:nsid w:val="3C345829"/>
     <w:multiLevelType w:val="multilevel"/>
     <w:tmpl w:val="A88A3522"/>
@@ -5868,7 +7296,7 @@
       </w:rPr>
     </w:lvl>
   </w:abstractNum>
-  <w:abstractNum w:abstractNumId="3" w15:restartNumberingAfterBreak="0">
+  <w:abstractNum w:abstractNumId="4" w15:restartNumberingAfterBreak="0">
     <w:nsid w:val="429341FE"/>
     <w:multiLevelType w:val="multilevel"/>
     <w:tmpl w:val="D5E89DBA"/>
@@ -6017,7 +7445,7 @@
       </w:rPr>
     </w:lvl>
   </w:abstractNum>
-  <w:abstractNum w:abstractNumId="4" w15:restartNumberingAfterBreak="0">
+  <w:abstractNum w:abstractNumId="5" w15:restartNumberingAfterBreak="0">
     <w:nsid w:val="4B5E0FA0"/>
     <w:multiLevelType w:val="multilevel"/>
     <w:tmpl w:val="45308EEE"/>
@@ -6166,20 +7594,255 @@
       </w:rPr>
     </w:lvl>
   </w:abstractNum>
+  <w:abstractNum w:abstractNumId="6" w15:restartNumberingAfterBreak="0">
+    <w:nsid w:val="513E08BB"/>
+    <w:multiLevelType w:val="multilevel"/>
+    <w:tmpl w:val="60B470BC"/>
+    <w:lvl w:ilvl="0">
+      <w:start w:val="1"/>
+      <w:numFmt w:val="decimal"/>
+      <w:lvlText w:val="%1."/>
+      <w:lvlJc w:val="left"/>
+      <w:pPr>
+        <w:tabs>
+          <w:tab w:val="num" w:pos="720"/>
+        </w:tabs>
+        <w:ind w:left="720" w:hanging="360"/>
+      </w:pPr>
+    </w:lvl>
+    <w:lvl w:ilvl="1" w:tentative="1">
+      <w:start w:val="1"/>
+      <w:numFmt w:val="decimal"/>
+      <w:lvlText w:val="%2."/>
+      <w:lvlJc w:val="left"/>
+      <w:pPr>
+        <w:tabs>
+          <w:tab w:val="num" w:pos="1440"/>
+        </w:tabs>
+        <w:ind w:left="1440" w:hanging="360"/>
+      </w:pPr>
+    </w:lvl>
+    <w:lvl w:ilvl="2" w:tentative="1">
+      <w:start w:val="1"/>
+      <w:numFmt w:val="decimal"/>
+      <w:lvlText w:val="%3."/>
+      <w:lvlJc w:val="left"/>
+      <w:pPr>
+        <w:tabs>
+          <w:tab w:val="num" w:pos="2160"/>
+        </w:tabs>
+        <w:ind w:left="2160" w:hanging="360"/>
+      </w:pPr>
+    </w:lvl>
+    <w:lvl w:ilvl="3" w:tentative="1">
+      <w:start w:val="1"/>
+      <w:numFmt w:val="decimal"/>
+      <w:lvlText w:val="%4."/>
+      <w:lvlJc w:val="left"/>
+      <w:pPr>
+        <w:tabs>
+          <w:tab w:val="num" w:pos="2880"/>
+        </w:tabs>
+        <w:ind w:left="2880" w:hanging="360"/>
+      </w:pPr>
+    </w:lvl>
+    <w:lvl w:ilvl="4" w:tentative="1">
+      <w:start w:val="1"/>
+      <w:numFmt w:val="decimal"/>
+      <w:lvlText w:val="%5."/>
+      <w:lvlJc w:val="left"/>
+      <w:pPr>
+        <w:tabs>
+          <w:tab w:val="num" w:pos="3600"/>
+        </w:tabs>
+        <w:ind w:left="3600" w:hanging="360"/>
+      </w:pPr>
+    </w:lvl>
+    <w:lvl w:ilvl="5" w:tentative="1">
+      <w:start w:val="1"/>
+      <w:numFmt w:val="decimal"/>
+      <w:lvlText w:val="%6."/>
+      <w:lvlJc w:val="left"/>
+      <w:pPr>
+        <w:tabs>
+          <w:tab w:val="num" w:pos="4320"/>
+        </w:tabs>
+        <w:ind w:left="4320" w:hanging="360"/>
+      </w:pPr>
+    </w:lvl>
+    <w:lvl w:ilvl="6" w:tentative="1">
+      <w:start w:val="1"/>
+      <w:numFmt w:val="decimal"/>
+      <w:lvlText w:val="%7."/>
+      <w:lvlJc w:val="left"/>
+      <w:pPr>
+        <w:tabs>
+          <w:tab w:val="num" w:pos="5040"/>
+        </w:tabs>
+        <w:ind w:left="5040" w:hanging="360"/>
+      </w:pPr>
+    </w:lvl>
+    <w:lvl w:ilvl="7" w:tentative="1">
+      <w:start w:val="1"/>
+      <w:numFmt w:val="decimal"/>
+      <w:lvlText w:val="%8."/>
+      <w:lvlJc w:val="left"/>
+      <w:pPr>
+        <w:tabs>
+          <w:tab w:val="num" w:pos="5760"/>
+        </w:tabs>
+        <w:ind w:left="5760" w:hanging="360"/>
+      </w:pPr>
+    </w:lvl>
+    <w:lvl w:ilvl="8" w:tentative="1">
+      <w:start w:val="1"/>
+      <w:numFmt w:val="decimal"/>
+      <w:lvlText w:val="%9."/>
+      <w:lvlJc w:val="left"/>
+      <w:pPr>
+        <w:tabs>
+          <w:tab w:val="num" w:pos="6480"/>
+        </w:tabs>
+        <w:ind w:left="6480" w:hanging="360"/>
+      </w:pPr>
+    </w:lvl>
+  </w:abstractNum>
+  <w:abstractNum w:abstractNumId="7" w15:restartNumberingAfterBreak="0">
+    <w:nsid w:val="62F8185D"/>
+    <w:multiLevelType w:val="multilevel"/>
+    <w:tmpl w:val="C6F08F86"/>
+    <w:lvl w:ilvl="0">
+      <w:start w:val="1"/>
+      <w:numFmt w:val="decimal"/>
+      <w:lvlText w:val="%1."/>
+      <w:lvlJc w:val="left"/>
+      <w:pPr>
+        <w:tabs>
+          <w:tab w:val="num" w:pos="720"/>
+        </w:tabs>
+        <w:ind w:left="720" w:hanging="360"/>
+      </w:pPr>
+    </w:lvl>
+    <w:lvl w:ilvl="1" w:tentative="1">
+      <w:start w:val="1"/>
+      <w:numFmt w:val="decimal"/>
+      <w:lvlText w:val="%2."/>
+      <w:lvlJc w:val="left"/>
+      <w:pPr>
+        <w:tabs>
+          <w:tab w:val="num" w:pos="1440"/>
+        </w:tabs>
+        <w:ind w:left="1440" w:hanging="360"/>
+      </w:pPr>
+    </w:lvl>
+    <w:lvl w:ilvl="2" w:tentative="1">
+      <w:start w:val="1"/>
+      <w:numFmt w:val="decimal"/>
+      <w:lvlText w:val="%3."/>
+      <w:lvlJc w:val="left"/>
+      <w:pPr>
+        <w:tabs>
+          <w:tab w:val="num" w:pos="2160"/>
+        </w:tabs>
+        <w:ind w:left="2160" w:hanging="360"/>
+      </w:pPr>
+    </w:lvl>
+    <w:lvl w:ilvl="3" w:tentative="1">
+      <w:start w:val="1"/>
+      <w:numFmt w:val="decimal"/>
+      <w:lvlText w:val="%4."/>
+      <w:lvlJc w:val="left"/>
+      <w:pPr>
+        <w:tabs>
+          <w:tab w:val="num" w:pos="2880"/>
+        </w:tabs>
+        <w:ind w:left="2880" w:hanging="360"/>
+      </w:pPr>
+    </w:lvl>
+    <w:lvl w:ilvl="4" w:tentative="1">
+      <w:start w:val="1"/>
+      <w:numFmt w:val="decimal"/>
+      <w:lvlText w:val="%5."/>
+      <w:lvlJc w:val="left"/>
+      <w:pPr>
+        <w:tabs>
+          <w:tab w:val="num" w:pos="3600"/>
+        </w:tabs>
+        <w:ind w:left="3600" w:hanging="360"/>
+      </w:pPr>
+    </w:lvl>
+    <w:lvl w:ilvl="5" w:tentative="1">
+      <w:start w:val="1"/>
+      <w:numFmt w:val="decimal"/>
+      <w:lvlText w:val="%6."/>
+      <w:lvlJc w:val="left"/>
+      <w:pPr>
+        <w:tabs>
+          <w:tab w:val="num" w:pos="4320"/>
+        </w:tabs>
+        <w:ind w:left="4320" w:hanging="360"/>
+      </w:pPr>
+    </w:lvl>
+    <w:lvl w:ilvl="6" w:tentative="1">
+      <w:start w:val="1"/>
+      <w:numFmt w:val="decimal"/>
+      <w:lvlText w:val="%7."/>
+      <w:lvlJc w:val="left"/>
+      <w:pPr>
+        <w:tabs>
+          <w:tab w:val="num" w:pos="5040"/>
+        </w:tabs>
+        <w:ind w:left="5040" w:hanging="360"/>
+      </w:pPr>
+    </w:lvl>
+    <w:lvl w:ilvl="7" w:tentative="1">
+      <w:start w:val="1"/>
+      <w:numFmt w:val="decimal"/>
+      <w:lvlText w:val="%8."/>
+      <w:lvlJc w:val="left"/>
+      <w:pPr>
+        <w:tabs>
+          <w:tab w:val="num" w:pos="5760"/>
+        </w:tabs>
+        <w:ind w:left="5760" w:hanging="360"/>
+      </w:pPr>
+    </w:lvl>
+    <w:lvl w:ilvl="8" w:tentative="1">
+      <w:start w:val="1"/>
+      <w:numFmt w:val="decimal"/>
+      <w:lvlText w:val="%9."/>
+      <w:lvlJc w:val="left"/>
+      <w:pPr>
+        <w:tabs>
+          <w:tab w:val="num" w:pos="6480"/>
+        </w:tabs>
+        <w:ind w:left="6480" w:hanging="360"/>
+      </w:pPr>
+    </w:lvl>
+  </w:abstractNum>
   <w:num w:numId="1" w16cid:durableId="2112894876">
     <w:abstractNumId w:val="0"/>
   </w:num>
   <w:num w:numId="2" w16cid:durableId="65953962">
-    <w:abstractNumId w:val="1"/>
+    <w:abstractNumId w:val="2"/>
   </w:num>
   <w:num w:numId="3" w16cid:durableId="1947157936">
-    <w:abstractNumId w:val="2"/>
+    <w:abstractNumId w:val="3"/>
   </w:num>
   <w:num w:numId="4" w16cid:durableId="850534773">
-    <w:abstractNumId w:val="3"/>
+    <w:abstractNumId w:val="4"/>
   </w:num>
   <w:num w:numId="5" w16cid:durableId="1849051646">
-    <w:abstractNumId w:val="4"/>
+    <w:abstractNumId w:val="5"/>
+  </w:num>
+  <w:num w:numId="6" w16cid:durableId="536966276">
+    <w:abstractNumId w:val="6"/>
+  </w:num>
+  <w:num w:numId="7" w16cid:durableId="1424453573">
+    <w:abstractNumId w:val="7"/>
+  </w:num>
+  <w:num w:numId="8" w16cid:durableId="966937052">
+    <w:abstractNumId w:val="1"/>
   </w:num>
 </w:numbering>
 </file>
